--- a/Contract_template.docx
+++ b/Contract_template.docx
@@ -94,89 +94,47 @@
         <w:rPr>
           <w:rFonts w:ascii="Gotham" w:hAnsi="Gotham" w:cs="Arial"/>
         </w:rPr>
-        <w:t>{{</w:t>
-      </w:r>
-      <w:proofErr w:type="spellStart"/>
-      <w:r>
-        <w:rPr>
-          <w:rFonts w:ascii="Gotham" w:hAnsi="Gotham" w:cs="Arial"/>
-        </w:rPr>
-        <w:t>date_today</w:t>
-      </w:r>
-      <w:proofErr w:type="spellEnd"/>
-      <w:r>
-        <w:rPr>
-          <w:rFonts w:ascii="Gotham" w:hAnsi="Gotham" w:cs="Arial"/>
-        </w:rPr>
-        <w:t>}}</w:t>
-      </w:r>
-    </w:p>
-    <w:p>
-      <w:pPr>
-        <w:rPr>
-          <w:rFonts w:ascii="Gotham" w:hAnsi="Gotham" w:cs="Arial"/>
-        </w:rPr>
-      </w:pPr>
-    </w:p>
-    <w:p>
-      <w:pPr>
-        <w:rPr>
-          <w:rFonts w:ascii="Gotham" w:hAnsi="Gotham" w:cs="Arial"/>
-        </w:rPr>
-      </w:pPr>
-      <w:r>
-        <w:rPr>
-          <w:rFonts w:ascii="Gotham" w:hAnsi="Gotham" w:cs="Arial"/>
-        </w:rPr>
-        <w:t>{{</w:t>
-      </w:r>
-      <w:proofErr w:type="spellStart"/>
-      <w:r>
-        <w:rPr>
-          <w:rFonts w:ascii="Gotham" w:hAnsi="Gotham" w:cs="Arial"/>
-        </w:rPr>
-        <w:t>employee_name</w:t>
-      </w:r>
-      <w:proofErr w:type="spellEnd"/>
-      <w:r>
-        <w:rPr>
-          <w:rFonts w:ascii="Gotham" w:hAnsi="Gotham" w:cs="Arial"/>
-        </w:rPr>
-        <w:t>}}</w:t>
-      </w:r>
-    </w:p>
-    <w:p>
-      <w:pPr>
-        <w:rPr>
-          <w:rFonts w:ascii="Gotham" w:hAnsi="Gotham" w:cs="Arial"/>
-        </w:rPr>
-      </w:pPr>
-    </w:p>
-    <w:p>
-      <w:pPr>
-        <w:rPr>
-          <w:rFonts w:ascii="Gotham" w:hAnsi="Gotham" w:cs="Arial"/>
-        </w:rPr>
-      </w:pPr>
-      <w:r>
-        <w:rPr>
-          <w:rFonts w:ascii="Gotham" w:hAnsi="Gotham" w:cs="Arial"/>
-        </w:rPr>
-        <w:t>{{</w:t>
-      </w:r>
-      <w:proofErr w:type="spellStart"/>
-      <w:r>
-        <w:rPr>
-          <w:rFonts w:ascii="Gotham" w:hAnsi="Gotham" w:cs="Arial"/>
-        </w:rPr>
-        <w:t>employee_address</w:t>
-      </w:r>
-      <w:proofErr w:type="spellEnd"/>
-      <w:r>
-        <w:rPr>
-          <w:rFonts w:ascii="Gotham" w:hAnsi="Gotham" w:cs="Arial"/>
-        </w:rPr>
-        <w:t>}}</w:t>
+        <w:t>{{date_today}}</w:t>
+      </w:r>
+    </w:p>
+    <w:p>
+      <w:pPr>
+        <w:rPr>
+          <w:rFonts w:ascii="Gotham" w:hAnsi="Gotham" w:cs="Arial"/>
+        </w:rPr>
+      </w:pPr>
+    </w:p>
+    <w:p>
+      <w:pPr>
+        <w:rPr>
+          <w:rFonts w:ascii="Gotham" w:hAnsi="Gotham" w:cs="Arial"/>
+        </w:rPr>
+      </w:pPr>
+      <w:r>
+        <w:rPr>
+          <w:rFonts w:ascii="Gotham" w:hAnsi="Gotham" w:cs="Arial"/>
+        </w:rPr>
+        <w:t>{{employee_name}}</w:t>
+      </w:r>
+    </w:p>
+    <w:p>
+      <w:pPr>
+        <w:rPr>
+          <w:rFonts w:ascii="Gotham" w:hAnsi="Gotham" w:cs="Arial"/>
+        </w:rPr>
+      </w:pPr>
+    </w:p>
+    <w:p>
+      <w:pPr>
+        <w:rPr>
+          <w:rFonts w:ascii="Gotham" w:hAnsi="Gotham" w:cs="Arial"/>
+        </w:rPr>
+      </w:pPr>
+      <w:r>
+        <w:rPr>
+          <w:rFonts w:ascii="Gotham" w:hAnsi="Gotham" w:cs="Arial"/>
+        </w:rPr>
+        <w:t>{{employee_address}}</w:t>
       </w:r>
     </w:p>
     <w:p>
@@ -209,21 +167,7 @@
         <w:rPr>
           <w:rFonts w:ascii="Gotham" w:hAnsi="Gotham" w:cs="Arial"/>
         </w:rPr>
-        <w:t>{{</w:t>
-      </w:r>
-      <w:proofErr w:type="spellStart"/>
-      <w:r>
-        <w:rPr>
-          <w:rFonts w:ascii="Gotham" w:hAnsi="Gotham" w:cs="Arial"/>
-        </w:rPr>
-        <w:t>employee_name</w:t>
-      </w:r>
-      <w:proofErr w:type="spellEnd"/>
-      <w:r>
-        <w:rPr>
-          <w:rFonts w:ascii="Gotham" w:hAnsi="Gotham" w:cs="Arial"/>
-        </w:rPr>
-        <w:t>}}</w:t>
+        <w:t>{{employee_name}}</w:t>
       </w:r>
     </w:p>
     <w:p>
@@ -284,23 +228,7 @@
           <w:rFonts w:ascii="Gotham" w:hAnsi="Gotham" w:cs="Arial"/>
           <w:u w:val="single"/>
         </w:rPr>
-        <w:t>{{</w:t>
-      </w:r>
-      <w:proofErr w:type="spellStart"/>
-      <w:r>
-        <w:rPr>
-          <w:rFonts w:ascii="Gotham" w:hAnsi="Gotham" w:cs="Arial"/>
-          <w:u w:val="single"/>
-        </w:rPr>
-        <w:t>company_name</w:t>
-      </w:r>
-      <w:proofErr w:type="spellEnd"/>
-      <w:r>
-        <w:rPr>
-          <w:rFonts w:ascii="Gotham" w:hAnsi="Gotham" w:cs="Arial"/>
-          <w:u w:val="single"/>
-        </w:rPr>
-        <w:t>}}</w:t>
+        <w:t>{{company_name}}</w:t>
       </w:r>
       <w:r>
         <w:rPr>
@@ -318,21 +246,7 @@
         <w:rPr>
           <w:rFonts w:ascii="Gotham" w:hAnsi="Gotham" w:cs="Arial"/>
         </w:rPr>
-        <w:t>{{</w:t>
-      </w:r>
-      <w:proofErr w:type="spellStart"/>
-      <w:r>
-        <w:rPr>
-          <w:rFonts w:ascii="Gotham" w:hAnsi="Gotham" w:cs="Arial"/>
-        </w:rPr>
-        <w:t>start_date</w:t>
-      </w:r>
-      <w:proofErr w:type="spellEnd"/>
-      <w:r>
-        <w:rPr>
-          <w:rFonts w:ascii="Gotham" w:hAnsi="Gotham" w:cs="Arial"/>
-        </w:rPr>
-        <w:t>}}</w:t>
+        <w:t>{{start_date}}</w:t>
       </w:r>
       <w:r>
         <w:rPr>
@@ -450,21 +364,7 @@
         <w:rPr>
           <w:rFonts w:ascii="Gotham" w:hAnsi="Gotham" w:cs="Arial"/>
         </w:rPr>
-        <w:t>{{</w:t>
-      </w:r>
-      <w:proofErr w:type="spellStart"/>
-      <w:r>
-        <w:rPr>
-          <w:rFonts w:ascii="Gotham" w:hAnsi="Gotham" w:cs="Arial"/>
-        </w:rPr>
-        <w:t>date_today</w:t>
-      </w:r>
-      <w:proofErr w:type="spellEnd"/>
-      <w:r>
-        <w:rPr>
-          <w:rFonts w:ascii="Gotham" w:hAnsi="Gotham" w:cs="Arial"/>
-        </w:rPr>
-        <w:t>}}</w:t>
+        <w:t>{{date_today}}</w:t>
       </w:r>
       <w:r>
         <w:rPr>
@@ -496,21 +396,7 @@
         <w:rPr>
           <w:rFonts w:ascii="Gotham" w:hAnsi="Gotham" w:cs="Arial"/>
         </w:rPr>
-        <w:t>{{</w:t>
-      </w:r>
-      <w:proofErr w:type="spellStart"/>
-      <w:r>
-        <w:rPr>
-          <w:rFonts w:ascii="Gotham" w:hAnsi="Gotham" w:cs="Arial"/>
-        </w:rPr>
-        <w:t>manager_name</w:t>
-      </w:r>
-      <w:proofErr w:type="spellEnd"/>
-      <w:r>
-        <w:rPr>
-          <w:rFonts w:ascii="Gotham" w:hAnsi="Gotham" w:cs="Arial"/>
-        </w:rPr>
-        <w:t>}}</w:t>
+        <w:t>{{manager_name}}</w:t>
       </w:r>
       <w:r>
         <w:rPr>
@@ -522,21 +408,7 @@
         <w:rPr>
           <w:rFonts w:ascii="Gotham" w:hAnsi="Gotham" w:cs="Arial"/>
         </w:rPr>
-        <w:t>{{</w:t>
-      </w:r>
-      <w:proofErr w:type="spellStart"/>
-      <w:r>
-        <w:rPr>
-          <w:rFonts w:ascii="Gotham" w:hAnsi="Gotham" w:cs="Arial"/>
-        </w:rPr>
-        <w:t>manager_phone</w:t>
-      </w:r>
-      <w:proofErr w:type="spellEnd"/>
-      <w:r>
-        <w:rPr>
-          <w:rFonts w:ascii="Gotham" w:hAnsi="Gotham" w:cs="Arial"/>
-        </w:rPr>
-        <w:t>}}</w:t>
+        <w:t>{{manager_phone}}</w:t>
       </w:r>
       <w:r>
         <w:rPr>
@@ -688,21 +560,7 @@
         <w:rPr>
           <w:rFonts w:ascii="Gotham" w:hAnsi="Gotham" w:cs="Arial"/>
         </w:rPr>
-        <w:t>{{</w:t>
-      </w:r>
-      <w:proofErr w:type="spellStart"/>
-      <w:r>
-        <w:rPr>
-          <w:rFonts w:ascii="Gotham" w:hAnsi="Gotham" w:cs="Arial"/>
-        </w:rPr>
-        <w:t>manager_name</w:t>
-      </w:r>
-      <w:proofErr w:type="spellEnd"/>
-      <w:r>
-        <w:rPr>
-          <w:rFonts w:ascii="Gotham" w:hAnsi="Gotham" w:cs="Arial"/>
-        </w:rPr>
-        <w:t>}}</w:t>
+        <w:t>{{manager_name}}</w:t>
       </w:r>
     </w:p>
     <w:p>
@@ -735,14 +593,7 @@
         <w:rPr>
           <w:rFonts w:ascii="Gotham" w:hAnsi="Gotham" w:cs="Arial"/>
         </w:rPr>
-        <w:t>Date</w:t>
-      </w:r>
-      <w:proofErr w:type="gramStart"/>
-      <w:r>
-        <w:rPr>
-          <w:rFonts w:ascii="Gotham" w:hAnsi="Gotham" w:cs="Arial"/>
-        </w:rPr>
-        <w:t>:</w:t>
+        <w:t>Date:</w:t>
       </w:r>
       <w:r>
         <w:rPr>
@@ -754,28 +605,7 @@
         <w:rPr>
           <w:rFonts w:ascii="Gotham" w:hAnsi="Gotham" w:cs="Arial"/>
         </w:rPr>
-        <w:t>{</w:t>
-      </w:r>
-      <w:proofErr w:type="gramEnd"/>
-      <w:r>
-        <w:rPr>
-          <w:rFonts w:ascii="Gotham" w:hAnsi="Gotham" w:cs="Arial"/>
-        </w:rPr>
-        <w:t>{</w:t>
-      </w:r>
-      <w:proofErr w:type="spellStart"/>
-      <w:r>
-        <w:rPr>
-          <w:rFonts w:ascii="Gotham" w:hAnsi="Gotham" w:cs="Arial"/>
-        </w:rPr>
-        <w:t>date_today</w:t>
-      </w:r>
-      <w:proofErr w:type="spellEnd"/>
-      <w:r>
-        <w:rPr>
-          <w:rFonts w:ascii="Gotham" w:hAnsi="Gotham" w:cs="Arial"/>
-        </w:rPr>
-        <w:t>}}</w:t>
+        <w:t>{{date_today}}</w:t>
       </w:r>
     </w:p>
     <w:p>
@@ -890,9 +720,28 @@
           <w:sz w:val="22"/>
           <w:szCs w:val="22"/>
         </w:rPr>
-        <w:t>{{</w:t>
-      </w:r>
-      <w:proofErr w:type="spellStart"/>
+        <w:t>{{date_today}}</w:t>
+      </w:r>
+      <w:r>
+        <w:rPr>
+          <w:rFonts w:ascii="Gotham" w:hAnsi="Gotham" w:cstheme="minorHAnsi"/>
+          <w:b/>
+          <w:bCs/>
+          <w:color w:val="auto"/>
+          <w:sz w:val="22"/>
+          <w:szCs w:val="22"/>
+        </w:rPr>
+        <w:t xml:space="preserve"> </w:t>
+      </w:r>
+      <w:r>
+        <w:rPr>
+          <w:rFonts w:ascii="Gotham" w:hAnsi="Gotham" w:cstheme="minorHAnsi"/>
+          <w:color w:val="auto"/>
+          <w:sz w:val="22"/>
+          <w:szCs w:val="22"/>
+        </w:rPr>
+        <w:t xml:space="preserve">between </w:t>
+      </w:r>
       <w:r>
         <w:rPr>
           <w:rFonts w:ascii="Gotham" w:eastAsia="Calibri" w:hAnsi="Gotham" w:cs="Arial"/>
@@ -900,9 +749,8 @@
           <w:sz w:val="22"/>
           <w:szCs w:val="22"/>
         </w:rPr>
-        <w:t>date_today</w:t>
-      </w:r>
-      <w:proofErr w:type="spellEnd"/>
+        <w:t>{{company_name}}</w:t>
+      </w:r>
       <w:r>
         <w:rPr>
           <w:rFonts w:ascii="Gotham" w:eastAsia="Calibri" w:hAnsi="Gotham" w:cs="Arial"/>
@@ -910,27 +758,17 @@
           <w:sz w:val="22"/>
           <w:szCs w:val="22"/>
         </w:rPr>
-        <w:t>}}</w:t>
-      </w:r>
-      <w:r>
-        <w:rPr>
-          <w:rFonts w:ascii="Gotham" w:hAnsi="Gotham" w:cstheme="minorHAnsi"/>
-          <w:b/>
+        <w:t xml:space="preserve"> </w:t>
+      </w:r>
+      <w:r>
+        <w:rPr>
+          <w:rFonts w:ascii="Gotham" w:hAnsi="Gotham" w:cstheme="minorHAnsi"/>
           <w:bCs/>
           <w:color w:val="auto"/>
           <w:sz w:val="22"/>
           <w:szCs w:val="22"/>
         </w:rPr>
-        <w:t xml:space="preserve"> </w:t>
-      </w:r>
-      <w:r>
-        <w:rPr>
-          <w:rFonts w:ascii="Gotham" w:hAnsi="Gotham" w:cstheme="minorHAnsi"/>
-          <w:color w:val="auto"/>
-          <w:sz w:val="22"/>
-          <w:szCs w:val="22"/>
-        </w:rPr>
-        <w:t xml:space="preserve">between </w:t>
+        <w:t xml:space="preserve">of </w:t>
       </w:r>
       <w:r>
         <w:rPr>
@@ -939,9 +777,8 @@
           <w:sz w:val="22"/>
           <w:szCs w:val="22"/>
         </w:rPr>
-        <w:t>{{</w:t>
-      </w:r>
-      <w:proofErr w:type="spellStart"/>
+        <w:t>{{company_address}}</w:t>
+      </w:r>
       <w:r>
         <w:rPr>
           <w:rFonts w:ascii="Gotham" w:eastAsia="Calibri" w:hAnsi="Gotham" w:cs="Arial"/>
@@ -949,9 +786,17 @@
           <w:sz w:val="22"/>
           <w:szCs w:val="22"/>
         </w:rPr>
-        <w:t>company_name</w:t>
-      </w:r>
-      <w:proofErr w:type="spellEnd"/>
+        <w:t xml:space="preserve"> </w:t>
+      </w:r>
+      <w:r>
+        <w:rPr>
+          <w:rFonts w:ascii="Gotham" w:hAnsi="Gotham" w:cstheme="minorHAnsi"/>
+          <w:color w:val="auto"/>
+          <w:sz w:val="22"/>
+          <w:szCs w:val="22"/>
+        </w:rPr>
+        <w:t xml:space="preserve">and </w:t>
+      </w:r>
       <w:r>
         <w:rPr>
           <w:rFonts w:ascii="Gotham" w:eastAsia="Calibri" w:hAnsi="Gotham" w:cs="Arial"/>
@@ -959,7 +804,7 @@
           <w:sz w:val="22"/>
           <w:szCs w:val="22"/>
         </w:rPr>
-        <w:t>}}</w:t>
+        <w:t>{{employee_name}}</w:t>
       </w:r>
       <w:r>
         <w:rPr>
@@ -987,122 +832,7 @@
           <w:sz w:val="22"/>
           <w:szCs w:val="22"/>
         </w:rPr>
-        <w:t>{{</w:t>
-      </w:r>
-      <w:proofErr w:type="spellStart"/>
-      <w:r>
-        <w:rPr>
-          <w:rFonts w:ascii="Gotham" w:eastAsia="Calibri" w:hAnsi="Gotham" w:cs="Arial"/>
-          <w:color w:val="auto"/>
-          <w:sz w:val="22"/>
-          <w:szCs w:val="22"/>
-        </w:rPr>
-        <w:t>company_address</w:t>
-      </w:r>
-      <w:proofErr w:type="spellEnd"/>
-      <w:r>
-        <w:rPr>
-          <w:rFonts w:ascii="Gotham" w:eastAsia="Calibri" w:hAnsi="Gotham" w:cs="Arial"/>
-          <w:color w:val="auto"/>
-          <w:sz w:val="22"/>
-          <w:szCs w:val="22"/>
-        </w:rPr>
-        <w:t>}}</w:t>
-      </w:r>
-      <w:r>
-        <w:rPr>
-          <w:rFonts w:ascii="Gotham" w:eastAsia="Calibri" w:hAnsi="Gotham" w:cs="Arial"/>
-          <w:color w:val="auto"/>
-          <w:sz w:val="22"/>
-          <w:szCs w:val="22"/>
-        </w:rPr>
-        <w:t xml:space="preserve"> </w:t>
-      </w:r>
-      <w:r>
-        <w:rPr>
-          <w:rFonts w:ascii="Gotham" w:hAnsi="Gotham" w:cstheme="minorHAnsi"/>
-          <w:color w:val="auto"/>
-          <w:sz w:val="22"/>
-          <w:szCs w:val="22"/>
-        </w:rPr>
-        <w:t xml:space="preserve">and </w:t>
-      </w:r>
-      <w:r>
-        <w:rPr>
-          <w:rFonts w:ascii="Gotham" w:eastAsia="Calibri" w:hAnsi="Gotham" w:cs="Arial"/>
-          <w:color w:val="auto"/>
-          <w:sz w:val="22"/>
-          <w:szCs w:val="22"/>
-        </w:rPr>
-        <w:t>{{</w:t>
-      </w:r>
-      <w:proofErr w:type="spellStart"/>
-      <w:r>
-        <w:rPr>
-          <w:rFonts w:ascii="Gotham" w:eastAsia="Calibri" w:hAnsi="Gotham" w:cs="Arial"/>
-          <w:color w:val="auto"/>
-          <w:sz w:val="22"/>
-          <w:szCs w:val="22"/>
-        </w:rPr>
-        <w:t>employee_name</w:t>
-      </w:r>
-      <w:proofErr w:type="spellEnd"/>
-      <w:r>
-        <w:rPr>
-          <w:rFonts w:ascii="Gotham" w:eastAsia="Calibri" w:hAnsi="Gotham" w:cs="Arial"/>
-          <w:color w:val="auto"/>
-          <w:sz w:val="22"/>
-          <w:szCs w:val="22"/>
-        </w:rPr>
-        <w:t>}}</w:t>
-      </w:r>
-      <w:r>
-        <w:rPr>
-          <w:rFonts w:ascii="Gotham" w:eastAsia="Calibri" w:hAnsi="Gotham" w:cs="Arial"/>
-          <w:color w:val="auto"/>
-          <w:sz w:val="22"/>
-          <w:szCs w:val="22"/>
-        </w:rPr>
-        <w:t xml:space="preserve"> </w:t>
-      </w:r>
-      <w:r>
-        <w:rPr>
-          <w:rFonts w:ascii="Gotham" w:hAnsi="Gotham" w:cstheme="minorHAnsi"/>
-          <w:bCs/>
-          <w:color w:val="auto"/>
-          <w:sz w:val="22"/>
-          <w:szCs w:val="22"/>
-        </w:rPr>
-        <w:t xml:space="preserve">of </w:t>
-      </w:r>
-      <w:r>
-        <w:rPr>
-          <w:rFonts w:ascii="Gotham" w:eastAsia="Calibri" w:hAnsi="Gotham" w:cs="Arial"/>
-          <w:color w:val="auto"/>
-          <w:sz w:val="22"/>
-          <w:szCs w:val="22"/>
-        </w:rPr>
-        <w:t>{{</w:t>
-      </w:r>
-      <w:proofErr w:type="spellStart"/>
-      <w:r>
-        <w:rPr>
-          <w:rFonts w:ascii="Gotham" w:eastAsia="Calibri" w:hAnsi="Gotham" w:cs="Arial"/>
-          <w:color w:val="auto"/>
-          <w:sz w:val="22"/>
-          <w:szCs w:val="22"/>
-        </w:rPr>
-        <w:t>employee_address</w:t>
-      </w:r>
-      <w:proofErr w:type="spellEnd"/>
-      <w:r>
-        <w:rPr>
-          <w:rFonts w:ascii="Gotham" w:eastAsia="Calibri" w:hAnsi="Gotham" w:cs="Arial"/>
-          <w:color w:val="auto"/>
-          <w:sz w:val="22"/>
-          <w:szCs w:val="22"/>
-        </w:rPr>
-        <w:t>}}</w:t>
+        <w:t>{{employee_address}}</w:t>
       </w:r>
     </w:p>
     <w:p>
@@ -1257,21 +987,7 @@
         <w:rPr>
           <w:rFonts w:ascii="Gotham" w:eastAsia="Calibri" w:hAnsi="Gotham" w:cs="Arial"/>
         </w:rPr>
-        <w:t>{{</w:t>
-      </w:r>
-      <w:proofErr w:type="spellStart"/>
-      <w:r>
-        <w:rPr>
-          <w:rFonts w:ascii="Gotham" w:eastAsia="Calibri" w:hAnsi="Gotham" w:cs="Arial"/>
-        </w:rPr>
-        <w:t>start_date</w:t>
-      </w:r>
-      <w:proofErr w:type="spellEnd"/>
-      <w:r>
-        <w:rPr>
-          <w:rFonts w:ascii="Gotham" w:eastAsia="Calibri" w:hAnsi="Gotham" w:cs="Arial"/>
-        </w:rPr>
-        <w:t>}}</w:t>
+        <w:t>{{start_date}}</w:t>
       </w:r>
       <w:r>
         <w:rPr>
@@ -1339,21 +1055,7 @@
         <w:rPr>
           <w:rFonts w:ascii="Gotham" w:eastAsia="Calibri" w:hAnsi="Gotham" w:cs="Arial"/>
         </w:rPr>
-        <w:t>{{</w:t>
-      </w:r>
-      <w:proofErr w:type="spellStart"/>
-      <w:r>
-        <w:rPr>
-          <w:rFonts w:ascii="Gotham" w:eastAsia="Calibri" w:hAnsi="Gotham" w:cs="Arial"/>
-        </w:rPr>
-        <w:t>manager_name</w:t>
-      </w:r>
-      <w:proofErr w:type="spellEnd"/>
-      <w:r>
-        <w:rPr>
-          <w:rFonts w:ascii="Gotham" w:eastAsia="Calibri" w:hAnsi="Gotham" w:cs="Arial"/>
-        </w:rPr>
-        <w:t>}}</w:t>
+        <w:t>{{manager_name}}</w:t>
       </w:r>
     </w:p>
     <w:p>
@@ -1406,15 +1108,7 @@
         <w:ind w:left="720"/>
       </w:pPr>
       <w:r>
-        <w:t>{{</w:t>
-      </w:r>
-      <w:proofErr w:type="spellStart"/>
-      <w:r>
-        <w:t>company_address</w:t>
-      </w:r>
-      <w:proofErr w:type="spellEnd"/>
-      <w:r>
-        <w:t>}}</w:t>
+        <w:t>{{company_address}}</w:t>
       </w:r>
       <w:r>
         <w:t xml:space="preserve"> </w:t>
@@ -2664,7 +2358,16 @@
           <w:bCs/>
           <w:u w:val="single"/>
         </w:rPr>
-        <w:t>$30.35</w:t>
+        <w:t>$</w:t>
+      </w:r>
+      <w:r>
+        <w:rPr>
+          <w:rFonts w:ascii="Gotham" w:hAnsi="Gotham" w:cs="Arial"/>
+          <w:b/>
+          <w:bCs/>
+          <w:u w:val="single"/>
+        </w:rPr>
+        <w:t>32.18</w:t>
       </w:r>
       <w:r>
         <w:rPr>
@@ -3446,7 +3149,6 @@
         </w:rPr>
         <w:t xml:space="preserve"> period you or the Company may end your employment by giving 1 </w:t>
       </w:r>
-      <w:proofErr w:type="spellStart"/>
       <w:r>
         <w:rPr>
           <w:rFonts w:ascii="Gotham" w:hAnsi="Gotham" w:cstheme="minorHAnsi"/>
@@ -3469,14 +3171,7 @@
         <w:rPr>
           <w:rFonts w:ascii="Gotham" w:hAnsi="Gotham" w:cstheme="minorHAnsi"/>
         </w:rPr>
-        <w:t xml:space="preserve"> notice</w:t>
-      </w:r>
-      <w:proofErr w:type="spellEnd"/>
-      <w:r>
-        <w:rPr>
-          <w:rFonts w:ascii="Gotham" w:hAnsi="Gotham" w:cstheme="minorHAnsi"/>
-        </w:rPr>
-        <w:t>. Payment in lieu of notice may be applicable.</w:t>
+        <w:t xml:space="preserve"> notice. Payment in lieu of notice may be applicable.</w:t>
       </w:r>
       <w:r>
         <w:rPr>
@@ -4443,21 +4138,7 @@
         <w:rPr>
           <w:rFonts w:ascii="Gotham" w:hAnsi="Gotham" w:cstheme="minorHAnsi"/>
         </w:rPr>
-        <w:t xml:space="preserve">You will sign any documents necessary to </w:t>
-      </w:r>
-      <w:proofErr w:type="gramStart"/>
-      <w:r>
-        <w:rPr>
-          <w:rFonts w:ascii="Gotham" w:hAnsi="Gotham" w:cstheme="minorHAnsi"/>
-        </w:rPr>
-        <w:t>effect</w:t>
-      </w:r>
-      <w:proofErr w:type="gramEnd"/>
-      <w:r>
-        <w:rPr>
-          <w:rFonts w:ascii="Gotham" w:hAnsi="Gotham" w:cstheme="minorHAnsi"/>
-        </w:rPr>
-        <w:t xml:space="preserve"> an assignment of such intellectual property rights to the Company as may be requested by it.</w:t>
+        <w:t>You will sign any documents necessary to effect an assignment of such intellectual property rights to the Company as may be requested by it.</w:t>
       </w:r>
     </w:p>
     <w:p>
@@ -4759,35 +4440,7 @@
         <w:rPr>
           <w:rFonts w:ascii="Gotham" w:hAnsi="Gotham" w:cstheme="minorBidi"/>
         </w:rPr>
-        <w:t xml:space="preserve">To the extent permitted by law, you authorise the Company to make deductions from payments we are legally obliged to make to </w:t>
-      </w:r>
-      <w:proofErr w:type="gramStart"/>
-      <w:r>
-        <w:rPr>
-          <w:rFonts w:ascii="Gotham" w:hAnsi="Gotham" w:cstheme="minorBidi"/>
-        </w:rPr>
-        <w:t>you,</w:t>
-      </w:r>
-      <w:proofErr w:type="gramEnd"/>
-      <w:r>
-        <w:rPr>
-          <w:rFonts w:ascii="Gotham" w:hAnsi="Gotham" w:cstheme="minorBidi"/>
-        </w:rPr>
-        <w:t xml:space="preserve"> to recover any amounts you owe to the Company.  You acknowledge that any such deduction is reasonable and principally for your benefit, and you agree to complete any documentation reasonably required by the Company to </w:t>
-      </w:r>
-      <w:proofErr w:type="gramStart"/>
-      <w:r>
-        <w:rPr>
-          <w:rFonts w:ascii="Gotham" w:hAnsi="Gotham" w:cstheme="minorBidi"/>
-        </w:rPr>
-        <w:t>effect</w:t>
-      </w:r>
-      <w:proofErr w:type="gramEnd"/>
-      <w:r>
-        <w:rPr>
-          <w:rFonts w:ascii="Gotham" w:hAnsi="Gotham" w:cstheme="minorBidi"/>
-        </w:rPr>
-        <w:t xml:space="preserve"> the deduction.</w:t>
+        <w:t>To the extent permitted by law, you authorise the Company to make deductions from payments we are legally obliged to make to you, to recover any amounts you owe to the Company.  You acknowledge that any such deduction is reasonable and principally for your benefit, and you agree to complete any documentation reasonably required by the Company to effect the deduction.</w:t>
       </w:r>
     </w:p>
     <w:p>
@@ -5094,62 +4747,30 @@
           <w:rFonts w:ascii="Gotham" w:hAnsi="Gotham" w:cs="Arial"/>
           <w:i/>
         </w:rPr>
-        <w:t>{{</w:t>
-      </w:r>
-      <w:proofErr w:type="spellStart"/>
-      <w:r>
+        <w:t>{{employee_name}}</w:t>
+      </w:r>
+    </w:p>
+    <w:p>
+      <w:pPr>
         <w:rPr>
           <w:rFonts w:ascii="Gotham" w:hAnsi="Gotham" w:cs="Arial"/>
           <w:i/>
         </w:rPr>
-        <w:t>employee_name</w:t>
-      </w:r>
-      <w:proofErr w:type="spellEnd"/>
-      <w:r>
+      </w:pPr>
+    </w:p>
+    <w:p>
+      <w:pPr>
         <w:rPr>
           <w:rFonts w:ascii="Gotham" w:hAnsi="Gotham" w:cs="Arial"/>
           <w:i/>
         </w:rPr>
-        <w:t>}}</w:t>
-      </w:r>
-    </w:p>
-    <w:p>
-      <w:pPr>
+      </w:pPr>
+      <w:r>
         <w:rPr>
           <w:rFonts w:ascii="Gotham" w:hAnsi="Gotham" w:cs="Arial"/>
           <w:i/>
         </w:rPr>
-      </w:pPr>
-    </w:p>
-    <w:p>
-      <w:pPr>
-        <w:rPr>
-          <w:rFonts w:ascii="Gotham" w:hAnsi="Gotham" w:cs="Arial"/>
-          <w:i/>
-        </w:rPr>
-      </w:pPr>
-      <w:r>
-        <w:rPr>
-          <w:rFonts w:ascii="Gotham" w:hAnsi="Gotham" w:cs="Arial"/>
-          <w:i/>
-        </w:rPr>
-        <w:t>Date: {{</w:t>
-      </w:r>
-      <w:proofErr w:type="spellStart"/>
-      <w:r>
-        <w:rPr>
-          <w:rFonts w:ascii="Gotham" w:hAnsi="Gotham" w:cs="Arial"/>
-          <w:i/>
-        </w:rPr>
-        <w:t>date_today</w:t>
-      </w:r>
-      <w:proofErr w:type="spellEnd"/>
-      <w:r>
-        <w:rPr>
-          <w:rFonts w:ascii="Gotham" w:hAnsi="Gotham" w:cs="Arial"/>
-          <w:i/>
-        </w:rPr>
-        <w:t>}}</w:t>
+        <w:t>Date: {{signing_date}}</w:t>
       </w:r>
     </w:p>
     <w:p>
@@ -8949,6 +8570,7 @@
   <w:style w:type="character" w:default="1" w:styleId="DefaultParagraphFont">
     <w:name w:val="Default Paragraph Font"/>
     <w:uiPriority w:val="1"/>
+    <w:semiHidden/>
     <w:unhideWhenUsed/>
   </w:style>
   <w:style w:type="table" w:default="1" w:styleId="TableNormal">
@@ -9681,10 +9303,26 @@
 </file>
 
 <file path=customXml/item1.xml><?xml version="1.0" encoding="utf-8"?>
-<b:Sources xmlns:b="http://schemas.openxmlformats.org/officeDocument/2006/bibliography" xmlns="http://schemas.openxmlformats.org/officeDocument/2006/bibliography" SelectedStyle="\APA.XSL" StyleName="APA"/>
+<?mso-contentType ?>
+<FormTemplates xmlns="http://schemas.microsoft.com/sharepoint/v3/contenttype/forms">
+  <Display>DocumentLibraryForm</Display>
+  <Edit>DocumentLibraryForm</Edit>
+  <New>DocumentLibraryForm</New>
+</FormTemplates>
 </file>
 
 <file path=customXml/item2.xml><?xml version="1.0" encoding="utf-8"?>
+<p:properties xmlns:p="http://schemas.microsoft.com/office/2006/metadata/properties" xmlns:xsi="http://www.w3.org/2001/XMLSchema-instance" xmlns:pc="http://schemas.microsoft.com/office/infopath/2007/PartnerControls">
+  <documentManagement>
+    <TaxCatchAll xmlns="e4bdb522-59d5-41d4-8463-6cffef8794b7" xsi:nil="true"/>
+    <lcf76f155ced4ddcb4097134ff3c332f xmlns="beed14f7-a982-4053-ab02-b543e8f72f59">
+      <Terms xmlns="http://schemas.microsoft.com/office/infopath/2007/PartnerControls"/>
+    </lcf76f155ced4ddcb4097134ff3c332f>
+  </documentManagement>
+</p:properties>
+</file>
+
+<file path=customXml/item3.xml><?xml version="1.0" encoding="utf-8"?>
 <ct:contentTypeSchema xmlns:ct="http://schemas.microsoft.com/office/2006/metadata/contentType" xmlns:ma="http://schemas.microsoft.com/office/2006/metadata/properties/metaAttributes" ct:_="" ma:_="" ma:contentTypeName="Document" ma:contentTypeID="0x0101008F9790F516783247BD503C1CD9955A5C" ma:contentTypeVersion="11" ma:contentTypeDescription="Create a new document." ma:contentTypeScope="" ma:versionID="13a1d3174379bccfabd1e876e2366876">
   <xsd:schema xmlns:xsd="http://www.w3.org/2001/XMLSchema" xmlns:xs="http://www.w3.org/2001/XMLSchema" xmlns:p="http://schemas.microsoft.com/office/2006/metadata/properties" xmlns:ns2="beed14f7-a982-4053-ab02-b543e8f72f59" xmlns:ns3="e4bdb522-59d5-41d4-8463-6cffef8794b7" targetNamespace="http://schemas.microsoft.com/office/2006/metadata/properties" ma:root="true" ma:fieldsID="37f12a5d591d16d8ae9460b7acf5c047" ns2:_="" ns3:_="">
     <xsd:import namespace="beed14f7-a982-4053-ab02-b543e8f72f59"/>
@@ -9895,35 +9533,30 @@
 </ct:contentTypeSchema>
 </file>
 
-<file path=customXml/item3.xml><?xml version="1.0" encoding="utf-8"?>
-<p:properties xmlns:p="http://schemas.microsoft.com/office/2006/metadata/properties" xmlns:xsi="http://www.w3.org/2001/XMLSchema-instance" xmlns:pc="http://schemas.microsoft.com/office/infopath/2007/PartnerControls">
-  <documentManagement>
-    <TaxCatchAll xmlns="e4bdb522-59d5-41d4-8463-6cffef8794b7" xsi:nil="true"/>
-    <lcf76f155ced4ddcb4097134ff3c332f xmlns="beed14f7-a982-4053-ab02-b543e8f72f59">
-      <Terms xmlns="http://schemas.microsoft.com/office/infopath/2007/PartnerControls"/>
-    </lcf76f155ced4ddcb4097134ff3c332f>
-  </documentManagement>
-</p:properties>
-</file>
-
 <file path=customXml/item4.xml><?xml version="1.0" encoding="utf-8"?>
-<?mso-contentType ?>
-<FormTemplates xmlns="http://schemas.microsoft.com/sharepoint/v3/contenttype/forms">
-  <Display>DocumentLibraryForm</Display>
-  <Edit>DocumentLibraryForm</Edit>
-  <New>DocumentLibraryForm</New>
-</FormTemplates>
+<b:Sources xmlns:b="http://schemas.openxmlformats.org/officeDocument/2006/bibliography" xmlns="http://schemas.openxmlformats.org/officeDocument/2006/bibliography" SelectedStyle="\APA.XSL" StyleName="APA"/>
 </file>
 
 <file path=customXml/itemProps1.xml><?xml version="1.0" encoding="utf-8"?>
-<ds:datastoreItem xmlns:ds="http://schemas.openxmlformats.org/officeDocument/2006/customXml" ds:itemID="{821E5C3F-0ADB-4A55-9089-6DDFC1B9B018}">
+<ds:datastoreItem xmlns:ds="http://schemas.openxmlformats.org/officeDocument/2006/customXml" ds:itemID="{3A57B327-F546-4E30-AF03-C8222870FC45}">
   <ds:schemaRefs>
-    <ds:schemaRef ds:uri="http://schemas.openxmlformats.org/officeDocument/2006/bibliography"/>
+    <ds:schemaRef ds:uri="http://schemas.microsoft.com/sharepoint/v3/contenttype/forms"/>
   </ds:schemaRefs>
 </ds:datastoreItem>
 </file>
 
 <file path=customXml/itemProps2.xml><?xml version="1.0" encoding="utf-8"?>
+<ds:datastoreItem xmlns:ds="http://schemas.openxmlformats.org/officeDocument/2006/customXml" ds:itemID="{1DFCA484-4B27-4812-BD4C-81DF580E0AD1}">
+  <ds:schemaRefs>
+    <ds:schemaRef ds:uri="http://schemas.microsoft.com/office/2006/metadata/properties"/>
+    <ds:schemaRef ds:uri="http://schemas.microsoft.com/office/infopath/2007/PartnerControls"/>
+    <ds:schemaRef ds:uri="e4bdb522-59d5-41d4-8463-6cffef8794b7"/>
+    <ds:schemaRef ds:uri="beed14f7-a982-4053-ab02-b543e8f72f59"/>
+  </ds:schemaRefs>
+</ds:datastoreItem>
+</file>
+
+<file path=customXml/itemProps3.xml><?xml version="1.0" encoding="utf-8"?>
 <ds:datastoreItem xmlns:ds="http://schemas.openxmlformats.org/officeDocument/2006/customXml" ds:itemID="{59797064-AE6D-48D6-88AC-BFF110E9D767}">
   <ds:schemaRefs>
     <ds:schemaRef ds:uri="http://schemas.microsoft.com/office/2006/metadata/contentType"/>
@@ -9942,21 +9575,10 @@
 </ds:datastoreItem>
 </file>
 
-<file path=customXml/itemProps3.xml><?xml version="1.0" encoding="utf-8"?>
-<ds:datastoreItem xmlns:ds="http://schemas.openxmlformats.org/officeDocument/2006/customXml" ds:itemID="{1DFCA484-4B27-4812-BD4C-81DF580E0AD1}">
+<file path=customXml/itemProps4.xml><?xml version="1.0" encoding="utf-8"?>
+<ds:datastoreItem xmlns:ds="http://schemas.openxmlformats.org/officeDocument/2006/customXml" ds:itemID="{821E5C3F-0ADB-4A55-9089-6DDFC1B9B018}">
   <ds:schemaRefs>
-    <ds:schemaRef ds:uri="http://schemas.microsoft.com/office/2006/metadata/properties"/>
-    <ds:schemaRef ds:uri="http://schemas.microsoft.com/office/infopath/2007/PartnerControls"/>
-    <ds:schemaRef ds:uri="e4bdb522-59d5-41d4-8463-6cffef8794b7"/>
-    <ds:schemaRef ds:uri="beed14f7-a982-4053-ab02-b543e8f72f59"/>
-  </ds:schemaRefs>
-</ds:datastoreItem>
-</file>
-
-<file path=customXml/itemProps4.xml><?xml version="1.0" encoding="utf-8"?>
-<ds:datastoreItem xmlns:ds="http://schemas.openxmlformats.org/officeDocument/2006/customXml" ds:itemID="{3A57B327-F546-4E30-AF03-C8222870FC45}">
-  <ds:schemaRefs>
-    <ds:schemaRef ds:uri="http://schemas.microsoft.com/sharepoint/v3/contenttype/forms"/>
+    <ds:schemaRef ds:uri="http://schemas.openxmlformats.org/officeDocument/2006/bibliography"/>
   </ds:schemaRefs>
 </ds:datastoreItem>
 </file>
--- a/Contract_template.docx
+++ b/Contract_template.docx
@@ -94,47 +94,89 @@
         <w:rPr>
           <w:rFonts w:ascii="Gotham" w:hAnsi="Gotham" w:cs="Arial"/>
         </w:rPr>
-        <w:t>{{date_today}}</w:t>
-      </w:r>
-    </w:p>
-    <w:p>
-      <w:pPr>
-        <w:rPr>
-          <w:rFonts w:ascii="Gotham" w:hAnsi="Gotham" w:cs="Arial"/>
-        </w:rPr>
-      </w:pPr>
-    </w:p>
-    <w:p>
-      <w:pPr>
-        <w:rPr>
-          <w:rFonts w:ascii="Gotham" w:hAnsi="Gotham" w:cs="Arial"/>
-        </w:rPr>
-      </w:pPr>
-      <w:r>
-        <w:rPr>
-          <w:rFonts w:ascii="Gotham" w:hAnsi="Gotham" w:cs="Arial"/>
-        </w:rPr>
-        <w:t>{{employee_name}}</w:t>
-      </w:r>
-    </w:p>
-    <w:p>
-      <w:pPr>
-        <w:rPr>
-          <w:rFonts w:ascii="Gotham" w:hAnsi="Gotham" w:cs="Arial"/>
-        </w:rPr>
-      </w:pPr>
-    </w:p>
-    <w:p>
-      <w:pPr>
-        <w:rPr>
-          <w:rFonts w:ascii="Gotham" w:hAnsi="Gotham" w:cs="Arial"/>
-        </w:rPr>
-      </w:pPr>
-      <w:r>
-        <w:rPr>
-          <w:rFonts w:ascii="Gotham" w:hAnsi="Gotham" w:cs="Arial"/>
-        </w:rPr>
-        <w:t>{{employee_address}}</w:t>
+        <w:t>{{</w:t>
+      </w:r>
+      <w:proofErr w:type="spellStart"/>
+      <w:r>
+        <w:rPr>
+          <w:rFonts w:ascii="Gotham" w:hAnsi="Gotham" w:cs="Arial"/>
+        </w:rPr>
+        <w:t>date_today</w:t>
+      </w:r>
+      <w:proofErr w:type="spellEnd"/>
+      <w:r>
+        <w:rPr>
+          <w:rFonts w:ascii="Gotham" w:hAnsi="Gotham" w:cs="Arial"/>
+        </w:rPr>
+        <w:t>}}</w:t>
+      </w:r>
+    </w:p>
+    <w:p>
+      <w:pPr>
+        <w:rPr>
+          <w:rFonts w:ascii="Gotham" w:hAnsi="Gotham" w:cs="Arial"/>
+        </w:rPr>
+      </w:pPr>
+    </w:p>
+    <w:p>
+      <w:pPr>
+        <w:rPr>
+          <w:rFonts w:ascii="Gotham" w:hAnsi="Gotham" w:cs="Arial"/>
+        </w:rPr>
+      </w:pPr>
+      <w:r>
+        <w:rPr>
+          <w:rFonts w:ascii="Gotham" w:hAnsi="Gotham" w:cs="Arial"/>
+        </w:rPr>
+        <w:t>{{</w:t>
+      </w:r>
+      <w:proofErr w:type="spellStart"/>
+      <w:r>
+        <w:rPr>
+          <w:rFonts w:ascii="Gotham" w:hAnsi="Gotham" w:cs="Arial"/>
+        </w:rPr>
+        <w:t>employee_name</w:t>
+      </w:r>
+      <w:proofErr w:type="spellEnd"/>
+      <w:r>
+        <w:rPr>
+          <w:rFonts w:ascii="Gotham" w:hAnsi="Gotham" w:cs="Arial"/>
+        </w:rPr>
+        <w:t>}}</w:t>
+      </w:r>
+    </w:p>
+    <w:p>
+      <w:pPr>
+        <w:rPr>
+          <w:rFonts w:ascii="Gotham" w:hAnsi="Gotham" w:cs="Arial"/>
+        </w:rPr>
+      </w:pPr>
+    </w:p>
+    <w:p>
+      <w:pPr>
+        <w:rPr>
+          <w:rFonts w:ascii="Gotham" w:hAnsi="Gotham" w:cs="Arial"/>
+        </w:rPr>
+      </w:pPr>
+      <w:r>
+        <w:rPr>
+          <w:rFonts w:ascii="Gotham" w:hAnsi="Gotham" w:cs="Arial"/>
+        </w:rPr>
+        <w:t>{{</w:t>
+      </w:r>
+      <w:proofErr w:type="spellStart"/>
+      <w:r>
+        <w:rPr>
+          <w:rFonts w:ascii="Gotham" w:hAnsi="Gotham" w:cs="Arial"/>
+        </w:rPr>
+        <w:t>employee_address</w:t>
+      </w:r>
+      <w:proofErr w:type="spellEnd"/>
+      <w:r>
+        <w:rPr>
+          <w:rFonts w:ascii="Gotham" w:hAnsi="Gotham" w:cs="Arial"/>
+        </w:rPr>
+        <w:t>}}</w:t>
       </w:r>
     </w:p>
     <w:p>
@@ -167,7 +209,21 @@
         <w:rPr>
           <w:rFonts w:ascii="Gotham" w:hAnsi="Gotham" w:cs="Arial"/>
         </w:rPr>
-        <w:t>{{employee_name}}</w:t>
+        <w:t>{{</w:t>
+      </w:r>
+      <w:proofErr w:type="spellStart"/>
+      <w:r>
+        <w:rPr>
+          <w:rFonts w:ascii="Gotham" w:hAnsi="Gotham" w:cs="Arial"/>
+        </w:rPr>
+        <w:t>employee_name</w:t>
+      </w:r>
+      <w:proofErr w:type="spellEnd"/>
+      <w:r>
+        <w:rPr>
+          <w:rFonts w:ascii="Gotham" w:hAnsi="Gotham" w:cs="Arial"/>
+        </w:rPr>
+        <w:t>}}</w:t>
       </w:r>
     </w:p>
     <w:p>
@@ -228,7 +284,23 @@
           <w:rFonts w:ascii="Gotham" w:hAnsi="Gotham" w:cs="Arial"/>
           <w:u w:val="single"/>
         </w:rPr>
-        <w:t>{{company_name}}</w:t>
+        <w:t>{{</w:t>
+      </w:r>
+      <w:proofErr w:type="spellStart"/>
+      <w:r>
+        <w:rPr>
+          <w:rFonts w:ascii="Gotham" w:hAnsi="Gotham" w:cs="Arial"/>
+          <w:u w:val="single"/>
+        </w:rPr>
+        <w:t>company_name</w:t>
+      </w:r>
+      <w:proofErr w:type="spellEnd"/>
+      <w:r>
+        <w:rPr>
+          <w:rFonts w:ascii="Gotham" w:hAnsi="Gotham" w:cs="Arial"/>
+          <w:u w:val="single"/>
+        </w:rPr>
+        <w:t>}}</w:t>
       </w:r>
       <w:r>
         <w:rPr>
@@ -246,7 +318,21 @@
         <w:rPr>
           <w:rFonts w:ascii="Gotham" w:hAnsi="Gotham" w:cs="Arial"/>
         </w:rPr>
-        <w:t>{{start_date}}</w:t>
+        <w:t>{{</w:t>
+      </w:r>
+      <w:proofErr w:type="spellStart"/>
+      <w:r>
+        <w:rPr>
+          <w:rFonts w:ascii="Gotham" w:hAnsi="Gotham" w:cs="Arial"/>
+        </w:rPr>
+        <w:t>start_date</w:t>
+      </w:r>
+      <w:proofErr w:type="spellEnd"/>
+      <w:r>
+        <w:rPr>
+          <w:rFonts w:ascii="Gotham" w:hAnsi="Gotham" w:cs="Arial"/>
+        </w:rPr>
+        <w:t>}}</w:t>
       </w:r>
       <w:r>
         <w:rPr>
@@ -364,7 +450,21 @@
         <w:rPr>
           <w:rFonts w:ascii="Gotham" w:hAnsi="Gotham" w:cs="Arial"/>
         </w:rPr>
-        <w:t>{{date_today}}</w:t>
+        <w:t>{{</w:t>
+      </w:r>
+      <w:proofErr w:type="spellStart"/>
+      <w:r>
+        <w:rPr>
+          <w:rFonts w:ascii="Gotham" w:hAnsi="Gotham" w:cs="Arial"/>
+        </w:rPr>
+        <w:t>date_today</w:t>
+      </w:r>
+      <w:proofErr w:type="spellEnd"/>
+      <w:r>
+        <w:rPr>
+          <w:rFonts w:ascii="Gotham" w:hAnsi="Gotham" w:cs="Arial"/>
+        </w:rPr>
+        <w:t>}}</w:t>
       </w:r>
       <w:r>
         <w:rPr>
@@ -396,7 +496,21 @@
         <w:rPr>
           <w:rFonts w:ascii="Gotham" w:hAnsi="Gotham" w:cs="Arial"/>
         </w:rPr>
-        <w:t>{{manager_name}}</w:t>
+        <w:t>{{</w:t>
+      </w:r>
+      <w:proofErr w:type="spellStart"/>
+      <w:r>
+        <w:rPr>
+          <w:rFonts w:ascii="Gotham" w:hAnsi="Gotham" w:cs="Arial"/>
+        </w:rPr>
+        <w:t>manager_name</w:t>
+      </w:r>
+      <w:proofErr w:type="spellEnd"/>
+      <w:r>
+        <w:rPr>
+          <w:rFonts w:ascii="Gotham" w:hAnsi="Gotham" w:cs="Arial"/>
+        </w:rPr>
+        <w:t>}}</w:t>
       </w:r>
       <w:r>
         <w:rPr>
@@ -408,7 +522,21 @@
         <w:rPr>
           <w:rFonts w:ascii="Gotham" w:hAnsi="Gotham" w:cs="Arial"/>
         </w:rPr>
-        <w:t>{{manager_phone}}</w:t>
+        <w:t>{{</w:t>
+      </w:r>
+      <w:proofErr w:type="spellStart"/>
+      <w:r>
+        <w:rPr>
+          <w:rFonts w:ascii="Gotham" w:hAnsi="Gotham" w:cs="Arial"/>
+        </w:rPr>
+        <w:t>manager_phone</w:t>
+      </w:r>
+      <w:proofErr w:type="spellEnd"/>
+      <w:r>
+        <w:rPr>
+          <w:rFonts w:ascii="Gotham" w:hAnsi="Gotham" w:cs="Arial"/>
+        </w:rPr>
+        <w:t>}}</w:t>
       </w:r>
       <w:r>
         <w:rPr>
@@ -560,7 +688,21 @@
         <w:rPr>
           <w:rFonts w:ascii="Gotham" w:hAnsi="Gotham" w:cs="Arial"/>
         </w:rPr>
-        <w:t>{{manager_name}}</w:t>
+        <w:t>{{</w:t>
+      </w:r>
+      <w:proofErr w:type="spellStart"/>
+      <w:r>
+        <w:rPr>
+          <w:rFonts w:ascii="Gotham" w:hAnsi="Gotham" w:cs="Arial"/>
+        </w:rPr>
+        <w:t>manager_name</w:t>
+      </w:r>
+      <w:proofErr w:type="spellEnd"/>
+      <w:r>
+        <w:rPr>
+          <w:rFonts w:ascii="Gotham" w:hAnsi="Gotham" w:cs="Arial"/>
+        </w:rPr>
+        <w:t>}}</w:t>
       </w:r>
     </w:p>
     <w:p>
@@ -593,7 +735,14 @@
         <w:rPr>
           <w:rFonts w:ascii="Gotham" w:hAnsi="Gotham" w:cs="Arial"/>
         </w:rPr>
-        <w:t>Date:</w:t>
+        <w:t>Date</w:t>
+      </w:r>
+      <w:proofErr w:type="gramStart"/>
+      <w:r>
+        <w:rPr>
+          <w:rFonts w:ascii="Gotham" w:hAnsi="Gotham" w:cs="Arial"/>
+        </w:rPr>
+        <w:t>:</w:t>
       </w:r>
       <w:r>
         <w:rPr>
@@ -605,7 +754,28 @@
         <w:rPr>
           <w:rFonts w:ascii="Gotham" w:hAnsi="Gotham" w:cs="Arial"/>
         </w:rPr>
-        <w:t>{{date_today}}</w:t>
+        <w:t>{</w:t>
+      </w:r>
+      <w:proofErr w:type="gramEnd"/>
+      <w:r>
+        <w:rPr>
+          <w:rFonts w:ascii="Gotham" w:hAnsi="Gotham" w:cs="Arial"/>
+        </w:rPr>
+        <w:t>{</w:t>
+      </w:r>
+      <w:proofErr w:type="spellStart"/>
+      <w:r>
+        <w:rPr>
+          <w:rFonts w:ascii="Gotham" w:hAnsi="Gotham" w:cs="Arial"/>
+        </w:rPr>
+        <w:t>date_today</w:t>
+      </w:r>
+      <w:proofErr w:type="spellEnd"/>
+      <w:r>
+        <w:rPr>
+          <w:rFonts w:ascii="Gotham" w:hAnsi="Gotham" w:cs="Arial"/>
+        </w:rPr>
+        <w:t>}}</w:t>
       </w:r>
     </w:p>
     <w:p>
@@ -720,7 +890,27 @@
           <w:sz w:val="22"/>
           <w:szCs w:val="22"/>
         </w:rPr>
-        <w:t>{{date_today}}</w:t>
+        <w:t>{{</w:t>
+      </w:r>
+      <w:proofErr w:type="spellStart"/>
+      <w:r>
+        <w:rPr>
+          <w:rFonts w:ascii="Gotham" w:eastAsia="Calibri" w:hAnsi="Gotham" w:cs="Arial"/>
+          <w:color w:val="auto"/>
+          <w:sz w:val="22"/>
+          <w:szCs w:val="22"/>
+        </w:rPr>
+        <w:t>date_today</w:t>
+      </w:r>
+      <w:proofErr w:type="spellEnd"/>
+      <w:r>
+        <w:rPr>
+          <w:rFonts w:ascii="Gotham" w:eastAsia="Calibri" w:hAnsi="Gotham" w:cs="Arial"/>
+          <w:color w:val="auto"/>
+          <w:sz w:val="22"/>
+          <w:szCs w:val="22"/>
+        </w:rPr>
+        <w:t>}}</w:t>
       </w:r>
       <w:r>
         <w:rPr>
@@ -749,8 +939,9 @@
           <w:sz w:val="22"/>
           <w:szCs w:val="22"/>
         </w:rPr>
-        <w:t>{{company_name}}</w:t>
-      </w:r>
+        <w:t>{{</w:t>
+      </w:r>
+      <w:proofErr w:type="spellStart"/>
       <w:r>
         <w:rPr>
           <w:rFonts w:ascii="Gotham" w:eastAsia="Calibri" w:hAnsi="Gotham" w:cs="Arial"/>
@@ -758,6 +949,25 @@
           <w:sz w:val="22"/>
           <w:szCs w:val="22"/>
         </w:rPr>
+        <w:t>company_name</w:t>
+      </w:r>
+      <w:proofErr w:type="spellEnd"/>
+      <w:r>
+        <w:rPr>
+          <w:rFonts w:ascii="Gotham" w:eastAsia="Calibri" w:hAnsi="Gotham" w:cs="Arial"/>
+          <w:color w:val="auto"/>
+          <w:sz w:val="22"/>
+          <w:szCs w:val="22"/>
+        </w:rPr>
+        <w:t>}}</w:t>
+      </w:r>
+      <w:r>
+        <w:rPr>
+          <w:rFonts w:ascii="Gotham" w:eastAsia="Calibri" w:hAnsi="Gotham" w:cs="Arial"/>
+          <w:color w:val="auto"/>
+          <w:sz w:val="22"/>
+          <w:szCs w:val="22"/>
+        </w:rPr>
         <w:t xml:space="preserve"> </w:t>
       </w:r>
       <w:r>
@@ -777,8 +987,9 @@
           <w:sz w:val="22"/>
           <w:szCs w:val="22"/>
         </w:rPr>
-        <w:t>{{company_address}}</w:t>
-      </w:r>
+        <w:t>{{</w:t>
+      </w:r>
+      <w:proofErr w:type="spellStart"/>
       <w:r>
         <w:rPr>
           <w:rFonts w:ascii="Gotham" w:eastAsia="Calibri" w:hAnsi="Gotham" w:cs="Arial"/>
@@ -786,17 +997,9 @@
           <w:sz w:val="22"/>
           <w:szCs w:val="22"/>
         </w:rPr>
-        <w:t xml:space="preserve"> </w:t>
-      </w:r>
-      <w:r>
-        <w:rPr>
-          <w:rFonts w:ascii="Gotham" w:hAnsi="Gotham" w:cstheme="minorHAnsi"/>
-          <w:color w:val="auto"/>
-          <w:sz w:val="22"/>
-          <w:szCs w:val="22"/>
-        </w:rPr>
-        <w:t xml:space="preserve">and </w:t>
-      </w:r>
+        <w:t>company_address</w:t>
+      </w:r>
+      <w:proofErr w:type="spellEnd"/>
       <w:r>
         <w:rPr>
           <w:rFonts w:ascii="Gotham" w:eastAsia="Calibri" w:hAnsi="Gotham" w:cs="Arial"/>
@@ -804,7 +1007,7 @@
           <w:sz w:val="22"/>
           <w:szCs w:val="22"/>
         </w:rPr>
-        <w:t>{{employee_name}}</w:t>
+        <w:t>}}</w:t>
       </w:r>
       <w:r>
         <w:rPr>
@@ -818,6 +1021,53 @@
       <w:r>
         <w:rPr>
           <w:rFonts w:ascii="Gotham" w:hAnsi="Gotham" w:cstheme="minorHAnsi"/>
+          <w:color w:val="auto"/>
+          <w:sz w:val="22"/>
+          <w:szCs w:val="22"/>
+        </w:rPr>
+        <w:t xml:space="preserve">and </w:t>
+      </w:r>
+      <w:r>
+        <w:rPr>
+          <w:rFonts w:ascii="Gotham" w:eastAsia="Calibri" w:hAnsi="Gotham" w:cs="Arial"/>
+          <w:color w:val="auto"/>
+          <w:sz w:val="22"/>
+          <w:szCs w:val="22"/>
+        </w:rPr>
+        <w:t>{{</w:t>
+      </w:r>
+      <w:proofErr w:type="spellStart"/>
+      <w:r>
+        <w:rPr>
+          <w:rFonts w:ascii="Gotham" w:eastAsia="Calibri" w:hAnsi="Gotham" w:cs="Arial"/>
+          <w:color w:val="auto"/>
+          <w:sz w:val="22"/>
+          <w:szCs w:val="22"/>
+        </w:rPr>
+        <w:t>employee_name</w:t>
+      </w:r>
+      <w:proofErr w:type="spellEnd"/>
+      <w:r>
+        <w:rPr>
+          <w:rFonts w:ascii="Gotham" w:eastAsia="Calibri" w:hAnsi="Gotham" w:cs="Arial"/>
+          <w:color w:val="auto"/>
+          <w:sz w:val="22"/>
+          <w:szCs w:val="22"/>
+        </w:rPr>
+        <w:t>}}</w:t>
+      </w:r>
+      <w:r>
+        <w:rPr>
+          <w:rFonts w:ascii="Gotham" w:eastAsia="Calibri" w:hAnsi="Gotham" w:cs="Arial"/>
+          <w:color w:val="auto"/>
+          <w:sz w:val="22"/>
+          <w:szCs w:val="22"/>
+        </w:rPr>
+        <w:t xml:space="preserve"> </w:t>
+      </w:r>
+      <w:r>
+        <w:rPr>
+          <w:rFonts w:ascii="Gotham" w:hAnsi="Gotham" w:cstheme="minorHAnsi"/>
           <w:bCs/>
           <w:color w:val="auto"/>
           <w:sz w:val="22"/>
@@ -832,7 +1082,27 @@
           <w:sz w:val="22"/>
           <w:szCs w:val="22"/>
         </w:rPr>
-        <w:t>{{employee_address}}</w:t>
+        <w:t>{{</w:t>
+      </w:r>
+      <w:proofErr w:type="spellStart"/>
+      <w:r>
+        <w:rPr>
+          <w:rFonts w:ascii="Gotham" w:eastAsia="Calibri" w:hAnsi="Gotham" w:cs="Arial"/>
+          <w:color w:val="auto"/>
+          <w:sz w:val="22"/>
+          <w:szCs w:val="22"/>
+        </w:rPr>
+        <w:t>employee_address</w:t>
+      </w:r>
+      <w:proofErr w:type="spellEnd"/>
+      <w:r>
+        <w:rPr>
+          <w:rFonts w:ascii="Gotham" w:eastAsia="Calibri" w:hAnsi="Gotham" w:cs="Arial"/>
+          <w:color w:val="auto"/>
+          <w:sz w:val="22"/>
+          <w:szCs w:val="22"/>
+        </w:rPr>
+        <w:t>}}</w:t>
       </w:r>
     </w:p>
     <w:p>
@@ -987,7 +1257,21 @@
         <w:rPr>
           <w:rFonts w:ascii="Gotham" w:eastAsia="Calibri" w:hAnsi="Gotham" w:cs="Arial"/>
         </w:rPr>
-        <w:t>{{start_date}}</w:t>
+        <w:t>{{</w:t>
+      </w:r>
+      <w:proofErr w:type="spellStart"/>
+      <w:r>
+        <w:rPr>
+          <w:rFonts w:ascii="Gotham" w:eastAsia="Calibri" w:hAnsi="Gotham" w:cs="Arial"/>
+        </w:rPr>
+        <w:t>start_date</w:t>
+      </w:r>
+      <w:proofErr w:type="spellEnd"/>
+      <w:r>
+        <w:rPr>
+          <w:rFonts w:ascii="Gotham" w:eastAsia="Calibri" w:hAnsi="Gotham" w:cs="Arial"/>
+        </w:rPr>
+        <w:t>}}</w:t>
       </w:r>
       <w:r>
         <w:rPr>
@@ -1055,7 +1339,21 @@
         <w:rPr>
           <w:rFonts w:ascii="Gotham" w:eastAsia="Calibri" w:hAnsi="Gotham" w:cs="Arial"/>
         </w:rPr>
-        <w:t>{{manager_name}}</w:t>
+        <w:t>{{</w:t>
+      </w:r>
+      <w:proofErr w:type="spellStart"/>
+      <w:r>
+        <w:rPr>
+          <w:rFonts w:ascii="Gotham" w:eastAsia="Calibri" w:hAnsi="Gotham" w:cs="Arial"/>
+        </w:rPr>
+        <w:t>manager_name</w:t>
+      </w:r>
+      <w:proofErr w:type="spellEnd"/>
+      <w:r>
+        <w:rPr>
+          <w:rFonts w:ascii="Gotham" w:eastAsia="Calibri" w:hAnsi="Gotham" w:cs="Arial"/>
+        </w:rPr>
+        <w:t>}}</w:t>
       </w:r>
     </w:p>
     <w:p>
@@ -1108,7 +1406,15 @@
         <w:ind w:left="720"/>
       </w:pPr>
       <w:r>
-        <w:t>{{company_address}}</w:t>
+        <w:t>{{</w:t>
+      </w:r>
+      <w:proofErr w:type="spellStart"/>
+      <w:r>
+        <w:t>company_address</w:t>
+      </w:r>
+      <w:proofErr w:type="spellEnd"/>
+      <w:r>
+        <w:t>}}</w:t>
       </w:r>
       <w:r>
         <w:t xml:space="preserve"> </w:t>
@@ -1995,7 +2301,21 @@
         <w:rPr>
           <w:rFonts w:ascii="Gotham" w:hAnsi="Gotham" w:cs="Arial"/>
         </w:rPr>
-        <w:t xml:space="preserve">and part time </w:t>
+        <w:t xml:space="preserve">and </w:t>
+      </w:r>
+      <w:proofErr w:type="gramStart"/>
+      <w:r>
+        <w:rPr>
+          <w:rFonts w:ascii="Gotham" w:hAnsi="Gotham" w:cs="Arial"/>
+        </w:rPr>
+        <w:t>part time</w:t>
+      </w:r>
+      <w:proofErr w:type="gramEnd"/>
+      <w:r>
+        <w:rPr>
+          <w:rFonts w:ascii="Gotham" w:hAnsi="Gotham" w:cs="Arial"/>
+        </w:rPr>
+        <w:t xml:space="preserve"> </w:t>
       </w:r>
       <w:r>
         <w:rPr>
@@ -2619,7 +2939,21 @@
         <w:rPr>
           <w:rFonts w:ascii="Gotham" w:hAnsi="Gotham" w:cs="Arial"/>
         </w:rPr>
-        <w:t xml:space="preserve">and part time employees. </w:t>
+        <w:t xml:space="preserve">and </w:t>
+      </w:r>
+      <w:proofErr w:type="gramStart"/>
+      <w:r>
+        <w:rPr>
+          <w:rFonts w:ascii="Gotham" w:hAnsi="Gotham" w:cs="Arial"/>
+        </w:rPr>
+        <w:t>part time</w:t>
+      </w:r>
+      <w:proofErr w:type="gramEnd"/>
+      <w:r>
+        <w:rPr>
+          <w:rFonts w:ascii="Gotham" w:hAnsi="Gotham" w:cs="Arial"/>
+        </w:rPr>
+        <w:t xml:space="preserve"> employees. </w:t>
       </w:r>
     </w:p>
     <w:p>
@@ -3149,6 +3483,7 @@
         </w:rPr>
         <w:t xml:space="preserve"> period you or the Company may end your employment by giving 1 </w:t>
       </w:r>
+      <w:proofErr w:type="spellStart"/>
       <w:r>
         <w:rPr>
           <w:rFonts w:ascii="Gotham" w:hAnsi="Gotham" w:cstheme="minorHAnsi"/>
@@ -3171,7 +3506,14 @@
         <w:rPr>
           <w:rFonts w:ascii="Gotham" w:hAnsi="Gotham" w:cstheme="minorHAnsi"/>
         </w:rPr>
-        <w:t xml:space="preserve"> notice. Payment in lieu of notice may be applicable.</w:t>
+        <w:t xml:space="preserve"> notice</w:t>
+      </w:r>
+      <w:proofErr w:type="spellEnd"/>
+      <w:r>
+        <w:rPr>
+          <w:rFonts w:ascii="Gotham" w:hAnsi="Gotham" w:cstheme="minorHAnsi"/>
+        </w:rPr>
+        <w:t>. Payment in lieu of notice may be applicable.</w:t>
       </w:r>
       <w:r>
         <w:rPr>
@@ -4138,7 +4480,21 @@
         <w:rPr>
           <w:rFonts w:ascii="Gotham" w:hAnsi="Gotham" w:cstheme="minorHAnsi"/>
         </w:rPr>
-        <w:t>You will sign any documents necessary to effect an assignment of such intellectual property rights to the Company as may be requested by it.</w:t>
+        <w:t xml:space="preserve">You will sign any documents necessary to </w:t>
+      </w:r>
+      <w:proofErr w:type="gramStart"/>
+      <w:r>
+        <w:rPr>
+          <w:rFonts w:ascii="Gotham" w:hAnsi="Gotham" w:cstheme="minorHAnsi"/>
+        </w:rPr>
+        <w:t>effect</w:t>
+      </w:r>
+      <w:proofErr w:type="gramEnd"/>
+      <w:r>
+        <w:rPr>
+          <w:rFonts w:ascii="Gotham" w:hAnsi="Gotham" w:cstheme="minorHAnsi"/>
+        </w:rPr>
+        <w:t xml:space="preserve"> an assignment of such intellectual property rights to the Company as may be requested by it.</w:t>
       </w:r>
     </w:p>
     <w:p>
@@ -4440,7 +4796,21 @@
         <w:rPr>
           <w:rFonts w:ascii="Gotham" w:hAnsi="Gotham" w:cstheme="minorBidi"/>
         </w:rPr>
-        <w:t>To the extent permitted by law, you authorise the Company to make deductions from payments we are legally obliged to make to you, to recover any amounts you owe to the Company.  You acknowledge that any such deduction is reasonable and principally for your benefit, and you agree to complete any documentation reasonably required by the Company to effect the deduction.</w:t>
+        <w:t xml:space="preserve">To the extent permitted by law, you authorise the Company to make deductions from payments we are legally obliged to make to you, to recover any amounts you owe to the Company.  You acknowledge that any such deduction is reasonable and principally for your benefit, and you agree to complete any documentation reasonably required by the Company to </w:t>
+      </w:r>
+      <w:proofErr w:type="gramStart"/>
+      <w:r>
+        <w:rPr>
+          <w:rFonts w:ascii="Gotham" w:hAnsi="Gotham" w:cstheme="minorBidi"/>
+        </w:rPr>
+        <w:t>effect</w:t>
+      </w:r>
+      <w:proofErr w:type="gramEnd"/>
+      <w:r>
+        <w:rPr>
+          <w:rFonts w:ascii="Gotham" w:hAnsi="Gotham" w:cstheme="minorBidi"/>
+        </w:rPr>
+        <w:t xml:space="preserve"> the deduction.</w:t>
       </w:r>
     </w:p>
     <w:p>
@@ -4747,7 +5117,7 @@
           <w:rFonts w:ascii="Gotham" w:hAnsi="Gotham" w:cs="Arial"/>
           <w:i/>
         </w:rPr>
-        <w:t>{{employee_name}}</w:t>
+        <w:t>Emergency Contact Details</w:t>
       </w:r>
     </w:p>
     <w:p>
@@ -4757,20 +5127,168 @@
           <w:i/>
         </w:rPr>
       </w:pPr>
-    </w:p>
-    <w:p>
-      <w:pPr>
+      <w:r>
         <w:rPr>
           <w:rFonts w:ascii="Gotham" w:hAnsi="Gotham" w:cs="Arial"/>
           <w:i/>
         </w:rPr>
-      </w:pPr>
-      <w:r>
+        <w:t>In the event of an emergency involving the employee, the following person may be contacted.</w:t>
+      </w:r>
+    </w:p>
+    <w:p>
+      <w:pPr>
         <w:rPr>
           <w:rFonts w:ascii="Gotham" w:hAnsi="Gotham" w:cs="Arial"/>
           <w:i/>
         </w:rPr>
-        <w:t>Date: {{signing_date}}</w:t>
+      </w:pPr>
+      <w:r>
+        <w:rPr>
+          <w:rFonts w:ascii="Gotham" w:hAnsi="Gotham" w:cs="Arial"/>
+          <w:i/>
+        </w:rPr>
+        <w:t>Emergency Contact Name: {{</w:t>
+      </w:r>
+      <w:proofErr w:type="spellStart"/>
+      <w:r>
+        <w:rPr>
+          <w:rFonts w:ascii="Gotham" w:hAnsi="Gotham" w:cs="Arial"/>
+          <w:i/>
+        </w:rPr>
+        <w:t>emergency_contact_name</w:t>
+      </w:r>
+      <w:proofErr w:type="spellEnd"/>
+      <w:r>
+        <w:rPr>
+          <w:rFonts w:ascii="Gotham" w:hAnsi="Gotham" w:cs="Arial"/>
+          <w:i/>
+        </w:rPr>
+        <w:t>}}</w:t>
+      </w:r>
+    </w:p>
+    <w:p>
+      <w:pPr>
+        <w:rPr>
+          <w:rFonts w:ascii="Gotham" w:hAnsi="Gotham" w:cs="Arial"/>
+          <w:i/>
+        </w:rPr>
+      </w:pPr>
+      <w:r>
+        <w:rPr>
+          <w:rFonts w:ascii="Gotham" w:hAnsi="Gotham" w:cs="Arial"/>
+          <w:i/>
+        </w:rPr>
+        <w:t>Emergency Contact Phone Number: {{</w:t>
+      </w:r>
+      <w:proofErr w:type="spellStart"/>
+      <w:r>
+        <w:rPr>
+          <w:rFonts w:ascii="Gotham" w:hAnsi="Gotham" w:cs="Arial"/>
+          <w:i/>
+        </w:rPr>
+        <w:t>emergency_contact_phone</w:t>
+      </w:r>
+      <w:proofErr w:type="spellEnd"/>
+      <w:r>
+        <w:rPr>
+          <w:rFonts w:ascii="Gotham" w:hAnsi="Gotham" w:cs="Arial"/>
+          <w:i/>
+        </w:rPr>
+        <w:t>}}</w:t>
+      </w:r>
+    </w:p>
+    <w:p>
+      <w:pPr>
+        <w:rPr>
+          <w:rFonts w:ascii="Gotham" w:hAnsi="Gotham" w:cs="Arial"/>
+          <w:i/>
+        </w:rPr>
+      </w:pPr>
+    </w:p>
+    <w:p>
+      <w:pPr>
+        <w:rPr>
+          <w:rFonts w:ascii="Gotham" w:hAnsi="Gotham" w:cs="Arial"/>
+          <w:i/>
+        </w:rPr>
+      </w:pPr>
+    </w:p>
+    <w:p>
+      <w:pPr>
+        <w:rPr>
+          <w:rFonts w:ascii="Gotham" w:hAnsi="Gotham" w:cs="Arial"/>
+          <w:i/>
+        </w:rPr>
+      </w:pPr>
+    </w:p>
+    <w:p>
+      <w:pPr>
+        <w:rPr>
+          <w:rFonts w:ascii="Gotham" w:hAnsi="Gotham" w:cs="Arial"/>
+          <w:i/>
+        </w:rPr>
+      </w:pPr>
+      <w:r>
+        <w:rPr>
+          <w:rFonts w:ascii="Gotham" w:hAnsi="Gotham" w:cs="Arial"/>
+          <w:i/>
+        </w:rPr>
+        <w:t>{{</w:t>
+      </w:r>
+      <w:proofErr w:type="spellStart"/>
+      <w:r>
+        <w:rPr>
+          <w:rFonts w:ascii="Gotham" w:hAnsi="Gotham" w:cs="Arial"/>
+          <w:i/>
+        </w:rPr>
+        <w:t>employee_name</w:t>
+      </w:r>
+      <w:proofErr w:type="spellEnd"/>
+      <w:r>
+        <w:rPr>
+          <w:rFonts w:ascii="Gotham" w:hAnsi="Gotham" w:cs="Arial"/>
+          <w:i/>
+        </w:rPr>
+        <w:t>}}</w:t>
+      </w:r>
+    </w:p>
+    <w:p>
+      <w:pPr>
+        <w:rPr>
+          <w:rFonts w:ascii="Gotham" w:hAnsi="Gotham" w:cs="Arial"/>
+          <w:i/>
+        </w:rPr>
+      </w:pPr>
+    </w:p>
+    <w:p>
+      <w:pPr>
+        <w:rPr>
+          <w:rFonts w:ascii="Gotham" w:hAnsi="Gotham" w:cs="Arial"/>
+          <w:i/>
+        </w:rPr>
+      </w:pPr>
+      <w:r>
+        <w:rPr>
+          <w:rFonts w:ascii="Gotham" w:hAnsi="Gotham" w:cs="Arial"/>
+          <w:i/>
+        </w:rPr>
+        <w:t>Date: {{</w:t>
+      </w:r>
+      <w:proofErr w:type="spellStart"/>
+      <w:r>
+        <w:rPr>
+          <w:rFonts w:ascii="Gotham" w:hAnsi="Gotham" w:cs="Arial"/>
+          <w:i/>
+        </w:rPr>
+        <w:t>signing_date</w:t>
+      </w:r>
+      <w:proofErr w:type="spellEnd"/>
+      <w:r>
+        <w:rPr>
+          <w:rFonts w:ascii="Gotham" w:hAnsi="Gotham" w:cs="Arial"/>
+          <w:i/>
+        </w:rPr>
+        <w:t>}}</w:t>
       </w:r>
     </w:p>
     <w:p>
@@ -8570,7 +9088,6 @@
   <w:style w:type="character" w:default="1" w:styleId="DefaultParagraphFont">
     <w:name w:val="Default Paragraph Font"/>
     <w:uiPriority w:val="1"/>
-    <w:semiHidden/>
     <w:unhideWhenUsed/>
   </w:style>
   <w:style w:type="table" w:default="1" w:styleId="TableNormal">
@@ -9303,15 +9820,6 @@
 </file>
 
 <file path=customXml/item1.xml><?xml version="1.0" encoding="utf-8"?>
-<?mso-contentType ?>
-<FormTemplates xmlns="http://schemas.microsoft.com/sharepoint/v3/contenttype/forms">
-  <Display>DocumentLibraryForm</Display>
-  <Edit>DocumentLibraryForm</Edit>
-  <New>DocumentLibraryForm</New>
-</FormTemplates>
-</file>
-
-<file path=customXml/item2.xml><?xml version="1.0" encoding="utf-8"?>
 <p:properties xmlns:p="http://schemas.microsoft.com/office/2006/metadata/properties" xmlns:xsi="http://www.w3.org/2001/XMLSchema-instance" xmlns:pc="http://schemas.microsoft.com/office/infopath/2007/PartnerControls">
   <documentManagement>
     <TaxCatchAll xmlns="e4bdb522-59d5-41d4-8463-6cffef8794b7" xsi:nil="true"/>
@@ -9322,7 +9830,20 @@
 </p:properties>
 </file>
 
+<file path=customXml/item2.xml><?xml version="1.0" encoding="utf-8"?>
+<?mso-contentType ?>
+<FormTemplates xmlns="http://schemas.microsoft.com/sharepoint/v3/contenttype/forms">
+  <Display>DocumentLibraryForm</Display>
+  <Edit>DocumentLibraryForm</Edit>
+  <New>DocumentLibraryForm</New>
+</FormTemplates>
+</file>
+
 <file path=customXml/item3.xml><?xml version="1.0" encoding="utf-8"?>
+<b:Sources xmlns:b="http://schemas.openxmlformats.org/officeDocument/2006/bibliography" xmlns="http://schemas.openxmlformats.org/officeDocument/2006/bibliography" SelectedStyle="\APA.XSL" StyleName="APA"/>
+</file>
+
+<file path=customXml/item4.xml><?xml version="1.0" encoding="utf-8"?>
 <ct:contentTypeSchema xmlns:ct="http://schemas.microsoft.com/office/2006/metadata/contentType" xmlns:ma="http://schemas.microsoft.com/office/2006/metadata/properties/metaAttributes" ct:_="" ma:_="" ma:contentTypeName="Document" ma:contentTypeID="0x0101008F9790F516783247BD503C1CD9955A5C" ma:contentTypeVersion="11" ma:contentTypeDescription="Create a new document." ma:contentTypeScope="" ma:versionID="13a1d3174379bccfabd1e876e2366876">
   <xsd:schema xmlns:xsd="http://www.w3.org/2001/XMLSchema" xmlns:xs="http://www.w3.org/2001/XMLSchema" xmlns:p="http://schemas.microsoft.com/office/2006/metadata/properties" xmlns:ns2="beed14f7-a982-4053-ab02-b543e8f72f59" xmlns:ns3="e4bdb522-59d5-41d4-8463-6cffef8794b7" targetNamespace="http://schemas.microsoft.com/office/2006/metadata/properties" ma:root="true" ma:fieldsID="37f12a5d591d16d8ae9460b7acf5c047" ns2:_="" ns3:_="">
     <xsd:import namespace="beed14f7-a982-4053-ab02-b543e8f72f59"/>
@@ -9533,19 +10054,7 @@
 </ct:contentTypeSchema>
 </file>
 
-<file path=customXml/item4.xml><?xml version="1.0" encoding="utf-8"?>
-<b:Sources xmlns:b="http://schemas.openxmlformats.org/officeDocument/2006/bibliography" xmlns="http://schemas.openxmlformats.org/officeDocument/2006/bibliography" SelectedStyle="\APA.XSL" StyleName="APA"/>
-</file>
-
 <file path=customXml/itemProps1.xml><?xml version="1.0" encoding="utf-8"?>
-<ds:datastoreItem xmlns:ds="http://schemas.openxmlformats.org/officeDocument/2006/customXml" ds:itemID="{3A57B327-F546-4E30-AF03-C8222870FC45}">
-  <ds:schemaRefs>
-    <ds:schemaRef ds:uri="http://schemas.microsoft.com/sharepoint/v3/contenttype/forms"/>
-  </ds:schemaRefs>
-</ds:datastoreItem>
-</file>
-
-<file path=customXml/itemProps2.xml><?xml version="1.0" encoding="utf-8"?>
 <ds:datastoreItem xmlns:ds="http://schemas.openxmlformats.org/officeDocument/2006/customXml" ds:itemID="{1DFCA484-4B27-4812-BD4C-81DF580E0AD1}">
   <ds:schemaRefs>
     <ds:schemaRef ds:uri="http://schemas.microsoft.com/office/2006/metadata/properties"/>
@@ -9556,7 +10065,23 @@
 </ds:datastoreItem>
 </file>
 
+<file path=customXml/itemProps2.xml><?xml version="1.0" encoding="utf-8"?>
+<ds:datastoreItem xmlns:ds="http://schemas.openxmlformats.org/officeDocument/2006/customXml" ds:itemID="{3A57B327-F546-4E30-AF03-C8222870FC45}">
+  <ds:schemaRefs>
+    <ds:schemaRef ds:uri="http://schemas.microsoft.com/sharepoint/v3/contenttype/forms"/>
+  </ds:schemaRefs>
+</ds:datastoreItem>
+</file>
+
 <file path=customXml/itemProps3.xml><?xml version="1.0" encoding="utf-8"?>
+<ds:datastoreItem xmlns:ds="http://schemas.openxmlformats.org/officeDocument/2006/customXml" ds:itemID="{821E5C3F-0ADB-4A55-9089-6DDFC1B9B018}">
+  <ds:schemaRefs>
+    <ds:schemaRef ds:uri="http://schemas.openxmlformats.org/officeDocument/2006/bibliography"/>
+  </ds:schemaRefs>
+</ds:datastoreItem>
+</file>
+
+<file path=customXml/itemProps4.xml><?xml version="1.0" encoding="utf-8"?>
 <ds:datastoreItem xmlns:ds="http://schemas.openxmlformats.org/officeDocument/2006/customXml" ds:itemID="{59797064-AE6D-48D6-88AC-BFF110E9D767}">
   <ds:schemaRefs>
     <ds:schemaRef ds:uri="http://schemas.microsoft.com/office/2006/metadata/contentType"/>
@@ -9573,12 +10098,4 @@
     <ds:schemaRef ds:uri="http://schemas.microsoft.com/internal/obd"/>
   </ds:schemaRefs>
 </ds:datastoreItem>
-</file>
-
-<file path=customXml/itemProps4.xml><?xml version="1.0" encoding="utf-8"?>
-<ds:datastoreItem xmlns:ds="http://schemas.openxmlformats.org/officeDocument/2006/customXml" ds:itemID="{821E5C3F-0ADB-4A55-9089-6DDFC1B9B018}">
-  <ds:schemaRefs>
-    <ds:schemaRef ds:uri="http://schemas.openxmlformats.org/officeDocument/2006/bibliography"/>
-  </ds:schemaRefs>
-</ds:datastoreItem>
 </file>